--- a/02_CONTRATOS/02e_Contrato_Auxiliar_Veterinario.docx
+++ b/02_CONTRATOS/02e_Contrato_Auxiliar_Veterinario.docx
@@ -1447,6 +1447,232 @@
           <w:color w:val="111827"/>
           <w:sz w:val="20"/>
         </w:rPr>
+        <w:t>EQUIPOS, HERRAMIENTAS Y BIENES DE LA EMPRESA</w:t>
+      </w:r>
+    </w:p>
+    <w:p>
+      <w:pPr>
+        <w:spacing w:before="0" w:after="80" w:line="312" w:lineRule="auto"/>
+        <w:jc w:val="both"/>
+      </w:pPr>
+      <w:r>
+        <w:rPr>
+          <w:rFonts w:ascii="Calibri" w:hAnsi="Calibri" w:cs="Calibri"/>
+          <w:b w:val="0"/>
+          <w:i w:val="0"/>
+          <w:sz w:val="20"/>
+        </w:rPr>
+        <w:t>LA EMPRESA pondrá a disposición de EL(LA) TRABAJADOR(A) todos los equipos médicos, instrumental clínico, instrumental quirúrgico, equipos de laboratorio, equipos de radiología, monitores, materiales, insumos, mobiliario, instalaciones y demás bienes necesarios para la correcta prestación de los servicios. Estos bienes son propiedad exclusiva de LA EMPRESA y se entregan en comodato para el ejercicio de las funciones del cargo.</w:t>
+      </w:r>
+    </w:p>
+    <w:p>
+      <w:pPr>
+        <w:spacing w:before="0" w:after="40" w:line="312" w:lineRule="auto"/>
+        <w:jc w:val="both"/>
+      </w:pPr>
+      <w:r>
+        <w:rPr>
+          <w:rFonts w:ascii="Calibri" w:hAnsi="Calibri" w:cs="Calibri"/>
+          <w:b/>
+          <w:i w:val="0"/>
+          <w:sz w:val="20"/>
+        </w:rPr>
+        <w:t>EL(LA) TRABAJADOR(A) se obliga a:</w:t>
+      </w:r>
+    </w:p>
+    <w:p>
+      <w:pPr>
+        <w:spacing w:after="40" w:line="300" w:lineRule="auto"/>
+        <w:ind w:left="340" w:hanging="227"/>
+        <w:jc w:val="both"/>
+      </w:pPr>
+      <w:r>
+        <w:rPr>
+          <w:rFonts w:ascii="Calibri" w:hAnsi="Calibri" w:cs="Calibri"/>
+          <w:b/>
+          <w:i w:val="0"/>
+          <w:color w:val="0F766E"/>
+          <w:sz w:val="20"/>
+        </w:rPr>
+        <w:t xml:space="preserve">•  </w:t>
+      </w:r>
+      <w:r>
+        <w:rPr>
+          <w:rFonts w:ascii="Calibri" w:hAnsi="Calibri" w:cs="Calibri"/>
+          <w:b w:val="0"/>
+          <w:i w:val="0"/>
+          <w:color w:val="111827"/>
+          <w:sz w:val="20"/>
+        </w:rPr>
+        <w:t>Cuidar los equipos, instrumental y bienes de LA EMPRESA como un buen padre de familia, utilizandolos exclusivamente para los fines del trabajo.</w:t>
+      </w:r>
+    </w:p>
+    <w:p>
+      <w:pPr>
+        <w:spacing w:after="40" w:line="300" w:lineRule="auto"/>
+        <w:ind w:left="340" w:hanging="227"/>
+        <w:jc w:val="both"/>
+      </w:pPr>
+      <w:r>
+        <w:rPr>
+          <w:rFonts w:ascii="Calibri" w:hAnsi="Calibri" w:cs="Calibri"/>
+          <w:b/>
+          <w:i w:val="0"/>
+          <w:color w:val="0F766E"/>
+          <w:sz w:val="20"/>
+        </w:rPr>
+        <w:t xml:space="preserve">•  </w:t>
+      </w:r>
+      <w:r>
+        <w:rPr>
+          <w:rFonts w:ascii="Calibri" w:hAnsi="Calibri" w:cs="Calibri"/>
+          <w:b w:val="0"/>
+          <w:i w:val="0"/>
+          <w:color w:val="111827"/>
+          <w:sz w:val="20"/>
+        </w:rPr>
+        <w:t>Reportar de inmediato cualquier daño, deterioro, falla o pérdida de los equipos a su superior jerárquico.</w:t>
+      </w:r>
+    </w:p>
+    <w:p>
+      <w:pPr>
+        <w:spacing w:after="40" w:line="300" w:lineRule="auto"/>
+        <w:ind w:left="340" w:hanging="227"/>
+        <w:jc w:val="both"/>
+      </w:pPr>
+      <w:r>
+        <w:rPr>
+          <w:rFonts w:ascii="Calibri" w:hAnsi="Calibri" w:cs="Calibri"/>
+          <w:b/>
+          <w:i w:val="0"/>
+          <w:color w:val="0F766E"/>
+          <w:sz w:val="20"/>
+        </w:rPr>
+        <w:t xml:space="preserve">•  </w:t>
+      </w:r>
+      <w:r>
+        <w:rPr>
+          <w:rFonts w:ascii="Calibri" w:hAnsi="Calibri" w:cs="Calibri"/>
+          <w:b w:val="0"/>
+          <w:i w:val="0"/>
+          <w:color w:val="111827"/>
+          <w:sz w:val="20"/>
+        </w:rPr>
+        <w:t>No sustraer, trasladar a terceros, ni utilizar los equipos de LA EMPRESA para fines personales o externos.</w:t>
+      </w:r>
+    </w:p>
+    <w:p>
+      <w:pPr>
+        <w:spacing w:after="40" w:line="300" w:lineRule="auto"/>
+        <w:ind w:left="340" w:hanging="227"/>
+        <w:jc w:val="both"/>
+      </w:pPr>
+      <w:r>
+        <w:rPr>
+          <w:rFonts w:ascii="Calibri" w:hAnsi="Calibri" w:cs="Calibri"/>
+          <w:b/>
+          <w:i w:val="0"/>
+          <w:color w:val="0F766E"/>
+          <w:sz w:val="20"/>
+        </w:rPr>
+        <w:t xml:space="preserve">•  </w:t>
+      </w:r>
+      <w:r>
+        <w:rPr>
+          <w:rFonts w:ascii="Calibri" w:hAnsi="Calibri" w:cs="Calibri"/>
+          <w:b w:val="0"/>
+          <w:i w:val="0"/>
+          <w:color w:val="111827"/>
+          <w:sz w:val="20"/>
+        </w:rPr>
+        <w:t>Mantener los equipos en las áreas asignadas y en condiciones de higiene y bioseguridad conforme a la NT-01-2008.</w:t>
+      </w:r>
+    </w:p>
+    <w:p>
+      <w:pPr>
+        <w:spacing w:after="40" w:line="300" w:lineRule="auto"/>
+        <w:ind w:left="340" w:hanging="227"/>
+        <w:jc w:val="both"/>
+      </w:pPr>
+      <w:r>
+        <w:rPr>
+          <w:rFonts w:ascii="Calibri" w:hAnsi="Calibri" w:cs="Calibri"/>
+          <w:b/>
+          <w:i w:val="0"/>
+          <w:color w:val="0F766E"/>
+          <w:sz w:val="20"/>
+        </w:rPr>
+        <w:t xml:space="preserve">•  </w:t>
+      </w:r>
+      <w:r>
+        <w:rPr>
+          <w:rFonts w:ascii="Calibri" w:hAnsi="Calibri" w:cs="Calibri"/>
+          <w:b w:val="0"/>
+          <w:i w:val="0"/>
+          <w:color w:val="111827"/>
+          <w:sz w:val="20"/>
+        </w:rPr>
+        <w:t>Devolver todos los equipos, instrumental y bienes al término de la relación laboral, en el mismo estado en que los recibió, salvo el deterioro natural por su uso adecuado.</w:t>
+      </w:r>
+    </w:p>
+    <w:p>
+      <w:pPr>
+        <w:spacing w:before="80" w:after="120" w:line="312" w:lineRule="auto"/>
+        <w:jc w:val="both"/>
+      </w:pPr>
+      <w:r>
+        <w:rPr>
+          <w:rFonts w:ascii="Calibri" w:hAnsi="Calibri" w:cs="Calibri"/>
+          <w:b w:val="0"/>
+          <w:i w:val="0"/>
+          <w:sz w:val="20"/>
+        </w:rPr>
+        <w:t>Queda expresamente prohibido a EL(LA) TRABAJADOR(A) introducir en las instalaciones de LA EMPRESA equipos, instrumental o herramientas de su propiedad sin autorización previa y por escrito de la Dirección. En caso de autorizarse el uso de equipos propios para tareas específicas, los mismos deberán ser identificados e inventariados previamente, y su uso, cuidado y desinfección serán responsabilidad exclusiva del trabajador.</w:t>
+      </w:r>
+    </w:p>
+    <w:p>
+      <w:pPr>
+        <w:spacing w:before="0" w:after="120" w:line="312" w:lineRule="auto"/>
+        <w:jc w:val="both"/>
+      </w:pPr>
+      <w:r>
+        <w:rPr>
+          <w:rFonts w:ascii="Calibri" w:hAnsi="Calibri" w:cs="Calibri"/>
+          <w:b w:val="0"/>
+          <w:i/>
+          <w:color w:val="556575"/>
+          <w:sz w:val="20"/>
+        </w:rPr>
+        <w:t>El incumplimiento de las obligaciones de esta cláusula, especialmente el daño intencional, sustracción o pérdida de equipos por negligencia grave, será considerado falta grave conforme al artículo 79 de la LOTTT, sin perjuicio de las acciones civiles y penales que correspondan. Los descuentos por pérdidas o daños se tramitarán con autorización previa del Inspector del Trabajo conforme al artículo 59 de la LOTTT.</w:t>
+      </w:r>
+    </w:p>
+    <w:p>
+      <w:pPr>
+        <w:keepNext/>
+        <w:spacing w:before="160" w:after="40"/>
+        <w:jc w:val="left"/>
+        <w:pBdr>
+          <w:bottom w:val="single" w:sz="4" w:space="1" w:color="CBD5E1"/>
+        </w:pBdr>
+      </w:pPr>
+      <w:r>
+        <w:rPr>
+          <w:rFonts w:ascii="Calibri" w:hAnsi="Calibri" w:cs="Calibri"/>
+          <w:b/>
+          <w:i w:val="0"/>
+          <w:color w:val="0F766E"/>
+          <w:sz w:val="20"/>
+        </w:rPr>
+        <w:t xml:space="preserve">CLÁUSULA 7.  </w:t>
+      </w:r>
+      <w:r>
+        <w:rPr>
+          <w:rFonts w:ascii="Calibri" w:hAnsi="Calibri" w:cs="Calibri"/>
+          <w:b/>
+          <w:i w:val="0"/>
+          <w:color w:val="111827"/>
+          <w:sz w:val="20"/>
+        </w:rPr>
         <w:t>OBLIGACIONES Y PROHIBICIONES</w:t>
       </w:r>
     </w:p>
@@ -1835,7 +2061,7 @@
           <w:color w:val="0F766E"/>
           <w:sz w:val="20"/>
         </w:rPr>
-        <w:t xml:space="preserve">CLÁUSULA 7.  </w:t>
+        <w:t xml:space="preserve">CLÁUSULA 8.  </w:t>
       </w:r>
       <w:r>
         <w:rPr>
@@ -2354,7 +2580,7 @@
           <w:color w:val="0F766E"/>
           <w:sz w:val="20"/>
         </w:rPr>
-        <w:t xml:space="preserve">CLÁUSULA 8.  </w:t>
+        <w:t xml:space="preserve">CLÁUSULA 9.  </w:t>
       </w:r>
       <w:r>
         <w:rPr>
@@ -2547,7 +2773,7 @@
           <w:color w:val="0F766E"/>
           <w:sz w:val="20"/>
         </w:rPr>
-        <w:t xml:space="preserve">CLÁUSULA 9.  </w:t>
+        <w:t xml:space="preserve">CLÁUSULA 10.  </w:t>
       </w:r>
       <w:r>
         <w:rPr>
@@ -2592,7 +2818,7 @@
           <w:color w:val="0F766E"/>
           <w:sz w:val="20"/>
         </w:rPr>
-        <w:t xml:space="preserve">CLÁUSULA 10.  </w:t>
+        <w:t xml:space="preserve">CLÁUSULA 11.  </w:t>
       </w:r>
       <w:r>
         <w:rPr>

--- a/02_CONTRATOS/02e_Contrato_Auxiliar_Veterinario.docx
+++ b/02_CONTRATOS/02e_Contrato_Auxiliar_Veterinario.docx
@@ -177,7 +177,7 @@
           <w:i w:val="0"/>
           <w:sz w:val="20"/>
         </w:rPr>
-        <w:t>Entre los suscritos: GRUPO CAVAL 1003, C.A., sociedad mercantil inscrita ante el Registro Mercantil correspondiente, bajo el N° de RIF J501662533, en adelante denominada «LA EMPRESA», representada en este acto por su Directora Gerente, ciudadana ESNATLIM ELENA SIMOZA, titular de la cédula de identidad N° V-17.976.287, por una parte; y por la otra, el ciudadano(a) _____________________________________, titular de la cédula de identidad N° V-___________________, en adelante «EL(LA) TRABAJADOR(A)», quienes declaran ser mayores de edad y hábiles para contratar, han convenido en celebrar el presente Contrato Individual de Trabajo, el cual se regirá por las siguientes cláusulas y por la Ley Orgánica del Trabajo, los Trabajadores y las Trabajadoras (LOTTT) y demás normas aplicables:</w:t>
+        <w:t>Entre los suscritos: GRUPO CAVAL 1003, C.A., sociedad mercantil inscrita ante el Registro Mercantil correspondiente, bajo el N° de RIF J501662533, en adelante denominada «LA EMPRESA», representada en este acto por su Directora Gerente, ciudadana ESNATLIM ELENA SIMOZA, titular de la cédula de identidad N° V-17.976.287, por una parte; y por la otra, el ciudadano(a) _____________________________________, titular de la cédula de identidad N° V-___________________, en adelante «EL(LA) TRABAJADOR(A)», quienes declaran ser mayores de edad y hábiles para contratar, han convenido en celebrar el presente Contrato Individual de Trabajo, el cual se regirá por las siguientes cláusulas y por la Ley Orgánica del Trabajo, los Trabajadores y las Trabajadoras y demás normas aplicables:</w:t>
       </w:r>
     </w:p>
     <w:p>
@@ -498,7 +498,7 @@
           <w:color w:val="111827"/>
           <w:sz w:val="20"/>
         </w:rPr>
-        <w:t>Aplicar las normas de bioseguridad NT-01-2008, uso de EPP y manejo de residuos COVENIN 2747-93.</w:t>
+        <w:t>Aplicar las normas de bioseguridad las normas de bioseguridad aplicables, uso de EPP y manejo de residuos COVENIN 2747-93.</w:t>
       </w:r>
     </w:p>
     <w:p>
@@ -585,7 +585,7 @@
           <w:i w:val="0"/>
           <w:sz w:val="20"/>
         </w:rPr>
-        <w:t>Conforme a los artículos 64 y 65 de la LOTTT, el presente contrato se celebra por tiempo determinado de tres (3) meses, en razón de la naturaleza del cargo de auxiliar veterinario. El contrato podrá prorrogarse por períodos iguales hasta por el límite legal; vencido este plazo, la relación se considerará por tiempo indeterminado.</w:t>
+        <w:t>El presente contrato se celebra por tiempo determinado de tres (3) meses, en razón de la naturaleza del cargo de auxiliar veterinario. El contrato podrá prorrogarse por períodos iguales hasta por el límite legal; vencido este plazo, la relación se considerará por tiempo indeterminado.</w:t>
       </w:r>
     </w:p>
     <w:p>
@@ -600,7 +600,7 @@
           <w:i w:val="0"/>
           <w:sz w:val="20"/>
         </w:rPr>
-        <w:t>Conforme al artículo 22 de la LOTTT, se establece un período de prueba de quince (15) días continuos, durante el cual cualquiera de las partes podrá dar por terminada la relación laboral sin necesidad de preaviso ni indemnización.</w:t>
+        <w:t>Se establece un período de prueba de quince (15) días continuos, durante el cual cualquiera de las partes podrá dar por terminada la relación laboral sin necesidad de preaviso ni indemnización.</w:t>
       </w:r>
     </w:p>
     <w:p>
@@ -645,7 +645,7 @@
           <w:i w:val="0"/>
           <w:sz w:val="20"/>
         </w:rPr>
-        <w:t>La jornada ordinaria de trabajo será la prevista en el artículo 173 de la LOTTT (jornada diurna, mixta o nocturna, según corresponda), con un (1) día de descanso semanal, conforme al artículo 184 de la LOTTT:</w:t>
+        <w:t>La jornada ordinaria de trabajo será la prevista en el artículo 173 de la la legislación aplicable (jornada diurna, mixta o nocturna, según corresponda), con un (1) día de descanso semanal, conforme al artículo 184 de la la legislación aplicable:</w:t>
       </w:r>
     </w:p>
     <w:tbl>
@@ -876,7 +876,7 @@
                 <w:color w:val="111827"/>
                 <w:sz w:val="18"/>
               </w:rPr>
-              <w:t>El horario específico será fijado por LA EMPRESA según las necesidades del servicio, conforme al artículo 171 LOTTT.</w:t>
+              <w:t>El horario específico será fijado por LA EMPRESA según las necesidades del servicio, según las necesidades del servicio.</w:t>
             </w:r>
           </w:p>
         </w:tc>
@@ -899,7 +899,7 @@
           <w:i w:val="0"/>
           <w:sz w:val="20"/>
         </w:rPr>
-        <w:t>Las horas extraordinarias se pagarán con el recargo del 50 % (diurna) o del 95 % (nocturna) sobre el salario normal, conforme a los artículos 198 y 199 de la LOTTT, y solo procederán cuando sean expresamente autorizadas por LA EMPRESA.</w:t>
+        <w:t>Las horas extraordinarias se pagarán con el recargo del 50 % (diurna) o del 95 % (nocturna) sobre el salario normal, conforme a los artículos 198 y 199 de la la legislación aplicable, y solo procederán cuando sean expresamente autorizadas por LA EMPRESA.</w:t>
       </w:r>
     </w:p>
     <w:p>
@@ -944,7 +944,7 @@
           <w:i w:val="0"/>
           <w:sz w:val="20"/>
         </w:rPr>
-        <w:t>EL(LA) TRABAJADOR(A) devengará un salario básico mensual de Bs. 210,00 (Salario Mínimo Nacional vigente conforme a la Gaceta Oficial N° 7.026 Extraordinaria de fecha 28 de abril de 2025). Adicionalmente, recibirá los siguientes conceptos:</w:t>
+        <w:t>EL(LA) TRABAJADOR(A) devengará un salario básico mensual de 50$ vigente conforme a la última Gaceta Oficial relacionada con dichos conceptos. Adicionalmente, recibirá los siguientes conceptos:</w:t>
       </w:r>
     </w:p>
     <w:tbl>
@@ -1138,7 +1138,7 @@
                 <w:color w:val="111827"/>
                 <w:sz w:val="18"/>
               </w:rPr>
-              <w:t>Bs. 210,00</w:t>
+              <w:t>50$</w:t>
             </w:r>
           </w:p>
         </w:tc>
@@ -1248,7 +1248,7 @@
                 <w:color w:val="111827"/>
                 <w:sz w:val="18"/>
               </w:rPr>
-              <w:t>Bs. 1.500,00</w:t>
+              <w:t>80$</w:t>
             </w:r>
           </w:p>
         </w:tc>
@@ -1358,7 +1358,7 @@
                 <w:color w:val="111827"/>
                 <w:sz w:val="18"/>
               </w:rPr>
-              <w:t>Bs. 200,00</w:t>
+              <w:t>40$</w:t>
             </w:r>
           </w:p>
         </w:tc>
@@ -1394,7 +1394,227 @@
                 <w:color w:val="111827"/>
                 <w:sz w:val="18"/>
               </w:rPr>
-              <w:t>No salarial</w:t>
+              <w:t>No salarial (Rembolso de gastos)</w:t>
+            </w:r>
+          </w:p>
+        </w:tc>
+      </w:tr>
+      <w:tr>
+        <w:tc>
+          <w:tcPr>
+            <w:tcW w:type="dxa" w:w="3402"/>
+            <w:vAlign w:val="center"/>
+            <w:shd w:val="clear" w:color="auto" w:fill="F3F4F6"/>
+            <w:tcBorders>
+              <w:top w:val="single" w:sz="4" w:space="0" w:color="CBD5E1"/>
+              <w:left w:val="single" w:sz="4" w:space="0" w:color="CBD5E1"/>
+              <w:bottom w:val="single" w:sz="4" w:space="0" w:color="CBD5E1"/>
+              <w:right w:val="single" w:sz="4" w:space="0" w:color="CBD5E1"/>
+            </w:tcBorders>
+            <w:tcMar>
+              <w:top w:w="80" w:type="dxa"/>
+              <w:bottom w:w="80" w:type="dxa"/>
+              <w:left w:w="120" w:type="dxa"/>
+              <w:right w:w="120" w:type="dxa"/>
+            </w:tcMar>
+          </w:tcPr>
+          <w:p>
+            <w:pPr>
+              <w:spacing w:before="0" w:after="0" w:line="288" w:lineRule="auto"/>
+              <w:jc w:val="left"/>
+            </w:pPr>
+            <w:r/>
+            <w:r>
+              <w:rPr>
+                <w:rFonts w:ascii="Calibri" w:hAnsi="Calibri" w:cs="Calibri"/>
+                <w:b/>
+                <w:i w:val="0"/>
+                <w:color w:val="111827"/>
+                <w:sz w:val="18"/>
+              </w:rPr>
+              <w:t>Bono de Buen Vivir</w:t>
+            </w:r>
+          </w:p>
+        </w:tc>
+        <w:tc>
+          <w:tcPr>
+            <w:tcW w:type="dxa" w:w="2608"/>
+            <w:vAlign w:val="center"/>
+            <w:shd w:val="clear" w:color="auto" w:fill="F3F4F6"/>
+            <w:tcBorders>
+              <w:top w:val="single" w:sz="4" w:space="0" w:color="CBD5E1"/>
+              <w:left w:val="single" w:sz="4" w:space="0" w:color="CBD5E1"/>
+              <w:bottom w:val="single" w:sz="4" w:space="0" w:color="CBD5E1"/>
+              <w:right w:val="single" w:sz="4" w:space="0" w:color="CBD5E1"/>
+            </w:tcBorders>
+            <w:tcMar>
+              <w:top w:w="80" w:type="dxa"/>
+              <w:bottom w:w="80" w:type="dxa"/>
+              <w:left w:w="120" w:type="dxa"/>
+              <w:right w:w="120" w:type="dxa"/>
+            </w:tcMar>
+          </w:tcPr>
+          <w:p>
+            <w:pPr>
+              <w:spacing w:before="0" w:after="0" w:line="288" w:lineRule="auto"/>
+              <w:jc w:val="center"/>
+            </w:pPr>
+            <w:r/>
+            <w:r>
+              <w:rPr>
+                <w:rFonts w:ascii="Calibri" w:hAnsi="Calibri" w:cs="Calibri"/>
+                <w:b w:val="0"/>
+                <w:i w:val="0"/>
+                <w:color w:val="111827"/>
+                <w:sz w:val="18"/>
+              </w:rPr>
+              <w:t>40$</w:t>
+            </w:r>
+          </w:p>
+        </w:tc>
+        <w:tc>
+          <w:tcPr>
+            <w:tcW w:type="dxa" w:w="3402"/>
+            <w:vAlign w:val="center"/>
+            <w:shd w:val="clear" w:color="auto" w:fill="F3F4F6"/>
+            <w:tcBorders>
+              <w:top w:val="single" w:sz="4" w:space="0" w:color="CBD5E1"/>
+              <w:left w:val="single" w:sz="4" w:space="0" w:color="CBD5E1"/>
+              <w:bottom w:val="single" w:sz="4" w:space="0" w:color="CBD5E1"/>
+              <w:right w:val="single" w:sz="4" w:space="0" w:color="CBD5E1"/>
+            </w:tcBorders>
+            <w:tcMar>
+              <w:top w:w="80" w:type="dxa"/>
+              <w:bottom w:w="80" w:type="dxa"/>
+              <w:left w:w="120" w:type="dxa"/>
+              <w:right w:w="120" w:type="dxa"/>
+            </w:tcMar>
+          </w:tcPr>
+          <w:p>
+            <w:pPr>
+              <w:spacing w:before="0" w:after="0" w:line="288" w:lineRule="auto"/>
+              <w:jc w:val="left"/>
+            </w:pPr>
+            <w:r/>
+            <w:r>
+              <w:rPr>
+                <w:rFonts w:ascii="Calibri" w:hAnsi="Calibri" w:cs="Calibri"/>
+                <w:b w:val="0"/>
+                <w:i w:val="0"/>
+                <w:color w:val="111827"/>
+                <w:sz w:val="18"/>
+              </w:rPr>
+              <w:t>No salarial (Asistencial)</w:t>
+            </w:r>
+          </w:p>
+        </w:tc>
+      </w:tr>
+      <w:tr>
+        <w:tc>
+          <w:tcPr>
+            <w:tcW w:type="dxa" w:w="3402"/>
+            <w:vAlign w:val="center"/>
+            <w:shd w:val="clear" w:color="auto" w:fill="FFFFFF"/>
+            <w:tcBorders>
+              <w:top w:val="single" w:sz="4" w:space="0" w:color="CBD5E1"/>
+              <w:left w:val="single" w:sz="4" w:space="0" w:color="CBD5E1"/>
+              <w:bottom w:val="single" w:sz="4" w:space="0" w:color="CBD5E1"/>
+              <w:right w:val="single" w:sz="4" w:space="0" w:color="CBD5E1"/>
+            </w:tcBorders>
+            <w:tcMar>
+              <w:top w:w="80" w:type="dxa"/>
+              <w:bottom w:w="80" w:type="dxa"/>
+              <w:left w:w="120" w:type="dxa"/>
+              <w:right w:w="120" w:type="dxa"/>
+            </w:tcMar>
+          </w:tcPr>
+          <w:p>
+            <w:pPr>
+              <w:spacing w:before="0" w:after="0" w:line="288" w:lineRule="auto"/>
+              <w:jc w:val="left"/>
+            </w:pPr>
+            <w:r/>
+            <w:r>
+              <w:rPr>
+                <w:rFonts w:ascii="Calibri" w:hAnsi="Calibri" w:cs="Calibri"/>
+                <w:b/>
+                <w:i w:val="0"/>
+                <w:color w:val="111827"/>
+                <w:sz w:val="18"/>
+              </w:rPr>
+              <w:t>Bono de Renta Telefónica</w:t>
+            </w:r>
+          </w:p>
+        </w:tc>
+        <w:tc>
+          <w:tcPr>
+            <w:tcW w:type="dxa" w:w="2608"/>
+            <w:vAlign w:val="center"/>
+            <w:shd w:val="clear" w:color="auto" w:fill="FFFFFF"/>
+            <w:tcBorders>
+              <w:top w:val="single" w:sz="4" w:space="0" w:color="CBD5E1"/>
+              <w:left w:val="single" w:sz="4" w:space="0" w:color="CBD5E1"/>
+              <w:bottom w:val="single" w:sz="4" w:space="0" w:color="CBD5E1"/>
+              <w:right w:val="single" w:sz="4" w:space="0" w:color="CBD5E1"/>
+            </w:tcBorders>
+            <w:tcMar>
+              <w:top w:w="80" w:type="dxa"/>
+              <w:bottom w:w="80" w:type="dxa"/>
+              <w:left w:w="120" w:type="dxa"/>
+              <w:right w:w="120" w:type="dxa"/>
+            </w:tcMar>
+          </w:tcPr>
+          <w:p>
+            <w:pPr>
+              <w:spacing w:before="0" w:after="0" w:line="288" w:lineRule="auto"/>
+              <w:jc w:val="center"/>
+            </w:pPr>
+            <w:r/>
+            <w:r>
+              <w:rPr>
+                <w:rFonts w:ascii="Calibri" w:hAnsi="Calibri" w:cs="Calibri"/>
+                <w:b w:val="0"/>
+                <w:i w:val="0"/>
+                <w:color w:val="111827"/>
+                <w:sz w:val="18"/>
+              </w:rPr>
+              <w:t>40$</w:t>
+            </w:r>
+          </w:p>
+        </w:tc>
+        <w:tc>
+          <w:tcPr>
+            <w:tcW w:type="dxa" w:w="3402"/>
+            <w:vAlign w:val="center"/>
+            <w:shd w:val="clear" w:color="auto" w:fill="FFFFFF"/>
+            <w:tcBorders>
+              <w:top w:val="single" w:sz="4" w:space="0" w:color="CBD5E1"/>
+              <w:left w:val="single" w:sz="4" w:space="0" w:color="CBD5E1"/>
+              <w:bottom w:val="single" w:sz="4" w:space="0" w:color="CBD5E1"/>
+              <w:right w:val="single" w:sz="4" w:space="0" w:color="CBD5E1"/>
+            </w:tcBorders>
+            <w:tcMar>
+              <w:top w:w="80" w:type="dxa"/>
+              <w:bottom w:w="80" w:type="dxa"/>
+              <w:left w:w="120" w:type="dxa"/>
+              <w:right w:w="120" w:type="dxa"/>
+            </w:tcMar>
+          </w:tcPr>
+          <w:p>
+            <w:pPr>
+              <w:spacing w:before="0" w:after="0" w:line="288" w:lineRule="auto"/>
+              <w:jc w:val="left"/>
+            </w:pPr>
+            <w:r/>
+            <w:r>
+              <w:rPr>
+                <w:rFonts w:ascii="Calibri" w:hAnsi="Calibri" w:cs="Calibri"/>
+                <w:b w:val="0"/>
+                <w:i w:val="0"/>
+                <w:color w:val="111827"/>
+                <w:sz w:val="18"/>
+              </w:rPr>
+              <w:t>No salarial (Rembolso de gastos)</w:t>
             </w:r>
           </w:p>
         </w:tc>
@@ -1417,7 +1637,7 @@
           <w:i w:val="0"/>
           <w:sz w:val="20"/>
         </w:rPr>
-        <w:t>Las prestaciones sociales se calcularán conforme a los artículos 142 y 143 de la LOTTT, sobre la base del salario normal devengado. LA EMPRESA depositará las prestaciones sociales mensualmente en la cuenta individual del trabajador, dentro de los primeros cinco (5) días hábiles del mes siguiente, conforme al artículo 143 de la LOTTT. Igualmente, LA EMPRESA cotizará al IVSS, FAOV, INCES y demás organismos de seguridad social conforme a la ley.</w:t>
+        <w:t>Las prestaciones sociales se calcularán sobre la base del salario normal devengado. LA EMPRESA depositará las prestaciones sociales mensualmente en la cuenta individual del trabajador, dentro de los primeros cinco (5) días hábiles del mes siguiente. Igualmente, LA EMPRESA cotizará al IVSS, FAOV, INCES y demás organismos de seguridad social conforme a la legislación aplicable.</w:t>
       </w:r>
     </w:p>
     <w:p>
@@ -1585,7 +1805,7 @@
           <w:color w:val="111827"/>
           <w:sz w:val="20"/>
         </w:rPr>
-        <w:t>Mantener los equipos en las áreas asignadas y en condiciones de higiene y bioseguridad conforme a la NT-01-2008.</w:t>
+        <w:t>Mantener los equipos en las áreas asignadas y en condiciones de higiene y bioseguridad conforme a la las normas de bioseguridad aplicables.</w:t>
       </w:r>
     </w:p>
     <w:p>
@@ -1643,7 +1863,7 @@
           <w:color w:val="556575"/>
           <w:sz w:val="20"/>
         </w:rPr>
-        <w:t>El incumplimiento de las obligaciones de esta cláusula, especialmente el daño intencional, sustracción o pérdida de equipos por negligencia grave, será considerado falta grave conforme al artículo 79 de la LOTTT, sin perjuicio de las acciones civiles y penales que correspondan. Los descuentos por pérdidas o daños se tramitarán con autorización previa del Inspector del Trabajo conforme al artículo 59 de la LOTTT.</w:t>
+        <w:t>El incumplimiento de las obligaciones de esta cláusula, especialmente el daño intencional, sustracción o pérdida de equipos por negligencia grave, será considerado falta grave conforme a la legislación aplicable, sin perjuicio de las acciones civiles y penales que correspondan. Los descuentos por pérdidas o daños se tramitarán con autorización previa del Inspector del Trabajo conforme a la legislación aplicable.</w:t>
       </w:r>
     </w:p>
     <w:p>
@@ -1769,7 +1989,7 @@
           <w:color w:val="111827"/>
           <w:sz w:val="20"/>
         </w:rPr>
-        <w:t>Observar las normas de bioseguridad NT-01-2008 y vigilancia médica NT-02-2008, así como el uso obligatorio del EPP asignado.</w:t>
+        <w:t>Observar las normas de bioseguridad las normas de bioseguridad aplicables y vigilancia médica las normas de vigilancia médica aplicables, así como el uso obligatorio del EPP asignado.</w:t>
       </w:r>
     </w:p>
     <w:p>
@@ -2086,7 +2306,7 @@
           <w:i w:val="0"/>
           <w:sz w:val="20"/>
         </w:rPr>
-        <w:t>El incumplimiento de las obligaciones aquí previstas se sancionará conforme al siguiente régimen disciplinario simplificado de tres (3) niveles, sin perjuicio de las previsiones del Reglamento Interno y de las causales de despido justificado del artículo 79 de la LOTTT:</w:t>
+        <w:t>El incumplimiento de las obligaciones aquí previstas se sancionará conforme al siguiente régimen disciplinario simplificado de tres (3) niveles, sin perjuicio de las previsiones del Reglamento Interno y de las causales de despido justificado del artículo 79 de la la legislación aplicable:</w:t>
       </w:r>
     </w:p>
     <w:tbl>
@@ -2500,7 +2720,7 @@
                 <w:color w:val="B91C1C"/>
                 <w:sz w:val="18"/>
               </w:rPr>
-              <w:t>MUY GRAVE — Faltas del artículo 79 LOTTT: robo, abandono del trabajo, indisciplina, acoso, revelación de secretos, daño intencional a bienes de la empresa o de pacientes.</w:t>
+              <w:t>MUY GRAVE — Faltas graves: robo, abandono del trabajo, indisciplina, acoso, revelación de secretos, daño intencional a bienes de la empresa o de pacientes.</w:t>
             </w:r>
           </w:p>
         </w:tc>
@@ -2536,7 +2756,7 @@
                 <w:color w:val="B91C1C"/>
                 <w:sz w:val="18"/>
               </w:rPr>
-              <w:t>RESCISIÓN del contrato por causa justificada conforme al artículo 79 LOTTT, sin derecho a prestaciones adicionales a las legalmente causadas.</w:t>
+              <w:t>RESCISIÓN del contrato por causa justificada conforme al artículo 79 la legislación aplicable, sin derecho a prestaciones adicionales a las legalmente causadas.</w:t>
             </w:r>
           </w:p>
         </w:tc>
@@ -2560,7 +2780,7 @@
           <w:color w:val="556575"/>
           <w:sz w:val="16"/>
         </w:rPr>
-        <w:t>Nota: ningún descuento salarial se aplicará sin la autorización previa del Inspector del Trabajo, conforme al artículo 59 de la LOTTT. La vía disciplinaria no sustituye las acciones civiles o penales que correspondan.</w:t>
+        <w:t>Nota: ningún descuento salarial se aplicará sin la autorización previa del Inspector del Trabajo, conforme a la legislación aplicable. La vía disciplinaria no sustituye las acciones civiles o penales que correspondan.</w:t>
       </w:r>
     </w:p>
     <w:p>
@@ -2679,7 +2899,7 @@
           <w:color w:val="111827"/>
           <w:sz w:val="20"/>
         </w:rPr>
-        <w:t>La información clínica de los pacientes y los datos de los clientes son confidenciales y están protegidos por la LOPDP; su divulgación injustificada se considerará falta grave conforme a la cláusula de penalidades.</w:t>
+        <w:t>La información clínica de los pacientes y los datos de los clientes son confidenciales y están protegidos por la la normativa de protección de datos aplicable; su divulgación injustificada se considerará falta grave conforme a la cláusula de penalidades.</w:t>
       </w:r>
     </w:p>
     <w:p>
@@ -2783,7 +3003,7 @@
           <w:color w:val="111827"/>
           <w:sz w:val="20"/>
         </w:rPr>
-        <w:t>PROTECCIÓN DE DATOS PERSONALES (LOPDP)</w:t>
+        <w:t>PROTECCIÓN DE DATOS PERSONALES (la normativa de protección de datos aplicable)</w:t>
       </w:r>
     </w:p>
     <w:p>
@@ -2798,7 +3018,7 @@
           <w:i w:val="0"/>
           <w:sz w:val="20"/>
         </w:rPr>
-        <w:t>Conforme a la Ley Orgánica de Protección de Datos Personales (Decreto 1.419, Gaceta 6.210 Extraordinaria, 2014), EL(LA) TRABAJADOR(A) autoriza a LA EMPRESA para el tratamiento de sus datos personales (nombre, cédula, dirección, teléfono, datos biométricos, datos de salud) con finalidades de gestión laboral, nómina, cumplimiento de obligaciones ante IVSS, FAOV, INCES, PMSSO y demás organismos, así como para el archivo laboral previsto en el artículo 183 de la LOTTT. Esta autorización se mantendrá vigente durante la relación laboral y hasta por diez (10) años después de su terminación. EL(LA) TRABAJADOR(A) podrá ejercer sus derechos ARCO+ (Acceso, Rectificación, Cancelación, Oposición, Revocación, Información) mediante solicitud escrita dirigida a la Dirección de Gestión Humana.</w:t>
+        <w:t>Conforme a la Ley Orgánica de Protección de Datos Personales (Decreto 1.419, Gaceta 6.210 Extraordinaria, 2014), EL(LA) TRABAJADOR(A) autoriza a LA EMPRESA para el tratamiento de sus datos personales (nombre, cédula, dirección, teléfono, datos biométricos, datos de salud) con finalidades de gestión laboral, nómina, cumplimiento de obligaciones ante IVSS, FAOV, INCES, PMSSO y demás organismos, así como para el archivo laboral previsto en el artículo 183 de la la legislación aplicable. Esta autorización se mantendrá vigente durante la relación laboral y hasta por diez (10) años después de su terminación. EL(LA) TRABAJADOR(A) podrá ejercer sus derechos ARCO+ (Acceso, Rectificación, Cancelación, Oposición, Revocación, Información) mediante solicitud escrita dirigida a la Dirección de Gestión Humana.</w:t>
       </w:r>
     </w:p>
     <w:p>
@@ -2843,7 +3063,7 @@
           <w:i w:val="0"/>
           <w:sz w:val="20"/>
         </w:rPr>
-        <w:t>El presente contrato terminará por las causales previstas en los artículos 71, 72 y 79 de la LOTTT. Las controversias que se susciten con motivo de la interpretación o ejecución del presente contrato serán sustanciadas ante la Inspectoría del Trabajo con competencia en el Estado Miranda, o ante la jurisdicción laboral ordinaria. Para todos los efectos legales, las partes eligen como domicilio especial y procesal la ciudad de Los Teques, Estado Miranda, a cuyos tribunales se someten expresamente.</w:t>
+        <w:t>El presente contrato terminará por las causales previstas en los artículos 71, 72 y 79 de la la legislación aplicable. Las controversias que se susciten con motivo de la interpretación o ejecución del presente contrato serán sustanciadas ante la Inspectoría del Trabajo con competencia en el Estado Miranda, o ante la jurisdicción laboral ordinaria. Para todos los efectos legales, las partes eligen como domicilio especial y procesal la ciudad de Los Teques, Estado Miranda, a cuyos tribunales se someten expresamente.</w:t>
       </w:r>
     </w:p>
     <w:p>
